--- a/docs/Savoca et al._W2W river plastics_SI_v1_sc_rivm.docx
+++ b/docs/Savoca et al._W2W river plastics_SI_v1_sc_rivm.docx
@@ -1994,7 +1994,55 @@
         <w:t>k</w:t>
       </w:r>
       <w:r>
-        <w:t xml:space="preserve"> cancels and the correction factor depends only on the fitted differential slope and the specified size limits. For the pooled river-water C-PSD, the fitted cumulative slope was -1.920 ± 0.035 SE and was converted to the corresponding differential slope, </w:t>
+        <w:t xml:space="preserve"> cancels and the correction factor depends only on the fitted differential slope and the specified size limits. </w:t>
+      </w:r>
+      <w:del w:id="90246" w:author="Claude" w:date="2026-10-14T12:00:00Z">
+        <w:r>
+          <w:delText xml:space="preserve">For the pooled river-water C-PSD, the fitted cumulative slope was</w:delText>
+        </w:r>
+      </w:del>
+      <w:ins w:id="90247" w:author="Claude" w:date="2026-10-14T12:00:00Z">
+        <w:r>
+          <w:t xml:space="preserve">For pooled river-water particle lengths, the slope fitted by maximum likelihood on the fixed 100–500 µm window, in the cumulative convention, was</w:t>
+        </w:r>
+      </w:ins>
+      <w:r>
+        <w:t xml:space="preserve"> </w:t>
+      </w:r>
+      <w:del w:id="90248" w:author="Claude" w:date="2026-10-14T12:00:00Z">
+        <w:r>
+          <w:delText xml:space="preserve">-1.920 ± 0.035 SE</w:delText>
+        </w:r>
+      </w:del>
+      <w:ins w:id="90249" w:author="Claude" w:date="2026-10-14T12:00:00Z">
+        <w:r>
+          <w:t xml:space="preserve">-1.394 ± 0.040 SE</w:t>
+        </w:r>
+      </w:ins>
+      <w:r>
+        <w:t xml:space="preserve"> and was converted to the corresponding differential slope, </w:t>
+      </w:r>
+      <w:del w:id="90250" w:author="Claude" w:date="2026-10-14T12:00:00Z">
+        <w:r>
+          <w:rPr>
+            <w:i/>
+            <w:iCs/>
+          </w:rPr>
+          <w:delText xml:space="preserve">a</w:delText>
+        </w:r>
+      </w:del>
+      <w:del w:id="90251" w:author="Claude" w:date="2026-10-14T12:00:00Z">
+        <w:r>
+          <w:delText xml:space="preserve"> = -2.92,</w:delText>
+        </w:r>
+      </w:del>
+      <w:ins w:id="90252" w:author="Claude" w:date="2026-10-14T12:00:00Z">
+        <w:r>
+          <w:t xml:space="preserve">a = -2.39,</w:t>
+        </w:r>
+      </w:ins>
+      <w:r>
+        <w:t xml:space="preserve"> following </w:t>
       </w:r>
       <w:r>
         <w:rPr>
@@ -2004,8 +2052,9 @@
         <w:t>a</w:t>
       </w:r>
       <w:r>
-        <w:t xml:space="preserve"> = -2.92, following </w:t>
-      </w:r>
+        <w:t xml:space="preserve"> = </w:t>
+      </w:r>
+      <w:bookmarkStart w:id="2" w:name="_Hlk239515728"/>
       <w:r>
         <w:rPr>
           <w:i/>
@@ -2014,9 +2063,15 @@
         <w:t>a</w:t>
       </w:r>
       <w:r>
-        <w:t xml:space="preserve"> = </w:t>
-      </w:r>
-      <w:bookmarkStart w:id="2" w:name="_Hlk239515728"/>
+        <w:rPr>
+          <w:rStyle w:val="mord"/>
+        </w:rPr>
+        <w:t>′</w:t>
+      </w:r>
+      <w:bookmarkEnd w:id="2"/>
+      <w:r>
+        <w:t xml:space="preserve"> -1. The approximate 95% confidence limits of the differential slope were calculated as </w:t>
+      </w:r>
       <w:r>
         <w:rPr>
           <w:i/>
@@ -2025,27 +2080,19 @@
         <w:t>a</w:t>
       </w:r>
       <w:r>
-        <w:rPr>
-          <w:rStyle w:val="mord"/>
-        </w:rPr>
-        <w:t>′</w:t>
-      </w:r>
-      <w:bookmarkEnd w:id="2"/>
-      <w:r>
-        <w:t xml:space="preserve"> -1. The approximate 95% confidence limits of the differential slope were calculated as </w:t>
-      </w:r>
-      <w:r>
-        <w:rPr>
-          <w:i/>
-          <w:iCs/>
-        </w:rPr>
-        <w:t>a</w:t>
-      </w:r>
-      <w:r>
         <w:t xml:space="preserve"> ± 1.96 SE, and each slope limit was propagated independently through the integration to obtain a slope-derived 95% confidence interval for the extrapolated concentration. Because increasingly negative slopes predict progressively greater numbers of small particles, the steeper confidence limit defines the upper concentration bound and the shallower limit defines the lower bound. These bounds quantify uncertainty in the estimated slope but do not incorporate structural uncertainty associated with </w:t>
+      </w:r>
+      <w:r>
         <w:lastRenderedPageBreak/>
+      </w:r>
+      <w:r>
         <w:t>extrapolating a single power law beyond the empirically supported fitting window; model-form uncertainty was evaluated separately using the piecewise sensitivity analysis described below.</w:t>
       </w:r>
+      <w:ins w:id="90253" w:author="Claude" w:date="2026-10-14T12:00:00Z">
+        <w:r>
+          <w:t xml:space="preserve"> In the final analysis, each sample’s concentration within the 100–500 µm fitting window was rebuilt from its quality-controlled particle records (each scaled by the sample’s aliquot extrapolation factor; zero if none, retained as a non-detect), so that concentration and correction factor share the same size interval. Each river’s samples were then rescaled with that river’s own fitted slope (primary), with slope uncertainty propagated by Monte Carlo (fit standard error plus a structural standard deviation of 0.25); the pooled slope above is retained for comparison. River-specific slopes and rescaled concentrations are given in Table S-A.</w:t>
+        </w:r>
+      </w:ins>
     </w:p>
     <w:p/>
     <w:p/>
@@ -2245,11 +2292,42 @@
         <w:jc w:val="both"/>
       </w:pPr>
       <w:r>
-        <w:t xml:space="preserve">The piecewise model produced a substantially smaller correction factor than the single-slope model because the fitted fine-particle slope was shallower than the coarse-particle slope. For river water, the correction factor decreased from 22,465 under the single-slope model to 2,403 under the piecewise model, a 9.3-fold reduction (piecewise/single-slope ratio = 0.107). These values demonstrate that extrapolated abundance is highly sensitive to the assumed PSD structure; however, the direction of this sensitivity should not be interpreted as universal. Independent field observations have demonstrated that single-power-law extrapolation can also underestimate smaller particles. In the St. Louis Estuary, for example, single-power-law extrapolation predicted 1.3–12 particles L⁻¹ over 5–5000 µm, whereas flow cytometry measured 600–1600 particles L⁻¹ </w:t>
+        <w:t xml:space="preserve">The piecewise model produced a substantially smaller correction factor than the single-slope model because the fitted fine-particle slope was shallower than the coarse-particle slope. For river water, the correction factor decreased from </w:t>
+      </w:r>
+      <w:del w:id="90254" w:author="Claude" w:date="2026-10-14T12:00:00Z">
+        <w:r>
+          <w:delText xml:space="preserve">22,465 under the single-slope model to 2,403 under the piecewise model, a 9.3-fold reduction (piecewise/single-slope ratio = 0.107)</w:delText>
+        </w:r>
+      </w:del>
+      <w:ins w:id="90255" w:author="Claude" w:date="2026-10-14T12:00:00Z">
+        <w:commentRangeStart w:id="813"/>
+        <w:r>
+          <w:t xml:space="preserve">686 under the single-slope model to 1,010 under the piecewise model, a 0.7-fold reduction (piecewise/single-slope ratio = 1.476; pooled fitting window, median of the single-slope Monte Carlo)</w:t>
+        </w:r>
+        <w:commentRangeEnd w:id="813"/>
+        <w:r>
+          <w:rPr>
+            <w:rStyle w:val="CommentReference"/>
+          </w:rPr>
+          <w:commentReference w:id="813"/>
+        </w:r>
+      </w:ins>
+      <w:r>
+        <w:t xml:space="preserve">. These values demonstrate that extrapolated abundance is highly sensitive to the assumed PSD structure; however, the direction of this sensitivity should not be interpreted as universal. Independent field observations have demonstrated that single-power-law extrapolation can also underestimate smaller particles. In the St. Louis Estuary, for example, single-power-law extrapolation predicted 1.3–12 particles L⁻¹ over 5–5000 µm, whereas flow cytometry measured 600–1600 particles L⁻¹ </w:t>
+      </w:r>
+      <w:r>
         <w:lastRenderedPageBreak/>
+      </w:r>
+      <w:r>
         <w:t>in the same system</w:t>
+      </w:r>
+      <w:r>
         <w:fldChar w:fldCharType="begin"/>
+      </w:r>
+      <w:r>
         <w:instrText xml:space="preserve"> ADDIN ZOTERO_ITEM CSL_CITATION {"citationID":"pdEUSuqz","properties":{"unsorted":false,"formattedCitation":"\\super 8\\nosupersub{}","plainCitation":"8","noteIndex":0},"citationItems":[{"id":11739,"uris":["http://zotero.org/users/11732030/items/U6Q22SM5"],"itemData":{"id":11739,"type":"article-journal","abstract":"Identifying the sources\nand fate of microplastics in\nnatural systems\nhas garnered a great deal of attention because of their implications for ecosystem health. This work characterizes the size fraction, morphology, color, and polymer composition of microplastics in western Lake Superior and its adjacent harbor sampled in August and September 2021. The results reveal that the overall microplastic counts are similar, with the harbor stations ranging from 0.62 to 3.32 microplastics per liter and the lake stations ranged from 0.83 to 1.4 microplastics per liter. However, meaningful differences between the sample locations can be seen in the size fraction trends and polymer composition. Namely, the harbor samples had relatively larger amounts of the largest size fraction and more diversity of polymer types, which can be attributed to the urbanized activity and shorter water residence time. Power law size distribution modeling reveals deviations that help in the understanding of potential sources and removal mechanisms, although it significantly underpredicts microplastic counts for smaller-sized particles (5–45 μm), as determined by comparison with\nconcurrently collected microplastic samples enumerated by Nile Red staining and flow cytometry.","container-title":"Environmental Science &amp; Technology","DOI":"10.1021/acs.est.3c10776","ISSN":"0013-936X","issue":"19","journalAbbreviation":"Environ. Sci. Technol.","page":"8480-8489","source":"Silverchair","title":"Size Distributions of Microplastics in the St Louis Estuary and Western Lake Superior","volume":"58","author":[{"family":"Thomas","given":"Ariyah"},{"family":"Marchand","given":"Joseph"},{"family":"Schwoerer","given":"Guenter D."},{"family":"Minor","given":"Elizabeth C."},{"family":"Maurer-Jones","given":"Melissa A."}],"issued":{"date-parts":[["2024",5,2]]}}}],"schema":"https://github.com/citation-style-language/schema/raw/master/csl-citation.json"} </w:instrText>
+      </w:r>
+      <w:r>
         <w:fldChar w:fldCharType="separate"/>
       </w:r>
       <w:r>
@@ -2262,9 +2340,17 @@
       </w:r>
       <w:r>
         <w:fldChar w:fldCharType="end"/>
+      </w:r>
+      <w:r>
         <w:t>. Similarly, size-aligned 1–5000 µm concentrations were, on average, approximately 600-fold greater than concentrations estimated by single-slope extrapolation</w:t>
+      </w:r>
+      <w:r>
         <w:fldChar w:fldCharType="begin"/>
+      </w:r>
+      <w:r>
         <w:instrText xml:space="preserve"> ADDIN ZOTERO_ITEM CSL_CITATION {"citationID":"SWgcJhmp","properties":{"unsorted":false,"formattedCitation":"\\super 4\\nosupersub{}","plainCitation":"4","noteIndex":0},"citationItems":[{"id":11720,"uris":["http://zotero.org/users/11732030/items/4PYNHCUY"],"itemData":{"id":11720,"type":"article-journal","abstract":"Studies reporting environmental microplastic (MP) concentrations typically do so for variable MP size ranges, depending on sampling, processing and analytical detection methods. However, MP number concentrations in the environment increase exponentially with decreasing particle size. This leads to difficulties in intercomparison and extrapolation of studies, which is critical for data reviews, plastic dispersion modeling, and environmental and human health risk assessment. In this study, we summarize the current understanding of environmental MP particle size distribution (PSD), based on the power law model. We highlight how standard linear regression of the power law slope is strongly biased by data binning, and show that fitting a cumulative PSD (C-PSD) removes the binning bias. The existing MP size-alignment framework is extended to C-PSDs to extrapolate observed MP number and mass concentrations to the full MP size range (1 to 5000 μm, noted M P 1−5000µ m), or any other sub-size range. We confront the C-PSD power law model with 81 published ocean and atmosphere PSDs from the literature, compiled in the MPsizeBase open access database. We find that fitted power law slopes for fragments (-2.66 ± 0.68) are steeper than for fibers (-1.86 ± 0.36), reflecting fragmentation dimensionality. Among MP fragments, PSD slopes do not vary significantly between the atmosphere, surface and subsurface ocean. We further demonstrate that the large discrepancy between surface ocean MP concentrations measured by net tows and discrete, pumped samples arise primarily from their different minimum detectable MP sizes. After aligning datasets to a common size range, net tow and pumped MP fragment concentrations converge satisfactorily, while MP fiber concentration alignment is more uncertain due to fiber sampling loss and detection limitations. Across all 81 MP PSD datasets analysed, size-aligned M P 1−5000µ mnumber and mass concentrations are respectively 700x and 3x higher than reported concentrations, reflecting the high abundance of small particles predicted by the power law PSD. Together, these findings imply that size extrapolation to a common range is essential to intercompare datasets and to distinguish environmental patterns from methodological artifacts.","container-title":"Microplastics and Nanoplastics","DOI":"10.1186/s43591-026-00205-5","ISSN":"2662-4966","issue":"1","journalAbbreviation":"Micropl.&amp;Nanopl.","language":"en","page":"45","source":"DOI.org (Crossref)","title":"Using the power law size distribution to extrapolate and compare microplastic number and mass concentrations in environmental media","volume":"6","author":[{"family":"Segur","given":"Théo"},{"family":"Hough","given":"Ian"},{"family":"Dobiasova","given":"Nela"},{"family":"Voisin","given":"Didier"},{"family":"Richon","given":"Camille"},{"family":"Angot","given":"Hélène"},{"family":"Thomas","given":"Jennie L."},{"family":"Sonke","given":"Jeroen E."}],"issued":{"date-parts":[["2026",6,6]]}}}],"schema":"https://github.com/citation-style-language/schema/raw/master/csl-citation.json"} </w:instrText>
+      </w:r>
+      <w:r>
         <w:fldChar w:fldCharType="separate"/>
       </w:r>
       <w:r>
@@ -2277,6 +2363,8 @@
       </w:r>
       <w:r>
         <w:fldChar w:fldCharType="end"/>
+      </w:r>
+      <w:r>
         <w:t>. Thus, the piecewise analysis is interpreted as a test of model-form sensitivity rather than evidence that the piecewise estimate necessarily represents a lower or more accurate concentration.</w:t>
       </w:r>
     </w:p>
@@ -2952,12 +3040,20 @@
       </w:r>
     </w:p>
     <w:p>
+      <w:commentRangeStart w:id="814"/>
       <w:r>
         <w:rPr>
           <w:b/>
           <w:bCs/>
         </w:rPr>
         <w:t xml:space="preserve">Figure SX. </w:t>
+      </w:r>
+      <w:commentRangeEnd w:id="814"/>
+      <w:r>
+        <w:rPr>
+          <w:rStyle w:val="CommentReference"/>
+        </w:rPr>
+        <w:commentReference w:id="814"/>
       </w:r>
       <w:r>
         <w:t xml:space="preserve">C-PSD power law fits for particle lengths for different matrices (colored points/lines) for single-slope (left panel) vs two-segment fits (right panel). Particle length (x-axis, um) and relative abundance (y-axis) are both log-transformed. Vertical dashed lines indicate LOD bounds for each of the fit regression lines.</w:t>
@@ -3031,12 +3127,20 @@
       </w:r>
     </w:p>
     <w:p>
+      <w:commentRangeStart w:id="815"/>
       <w:r>
         <w:rPr>
           <w:b/>
           <w:bCs/>
         </w:rPr>
         <w:t>Figure SX</w:t>
+      </w:r>
+      <w:commentRangeEnd w:id="815"/>
+      <w:r>
+        <w:rPr>
+          <w:rStyle w:val="CommentReference"/>
+        </w:rPr>
+        <w:commentReference w:id="815"/>
       </w:r>
       <w:r>
         <w:t>.</w:t>
@@ -3136,6 +3240,7 @@
         </w:rPr>
       </w:pPr>
       <w:ins w:id="8" w:author="Coffin, Scott@OEHHA" w:date="2026-08-26T11:33:00Z" w16du:dateUtc="2026-08-26T18:33:00Z">
+        <w:commentRangeStart w:id="816"/>
         <w:r>
           <w:rPr>
             <w:b/>
@@ -3145,6 +3250,13 @@
             </w:rPrChange>
           </w:rPr>
           <w:t>Figure SX</w:t>
+        </w:r>
+        <w:commentRangeEnd w:id="816"/>
+        <w:r>
+          <w:rPr>
+            <w:rStyle w:val="CommentReference"/>
+          </w:rPr>
+          <w:commentReference w:id="816"/>
         </w:r>
         <w:r>
           <w:t xml:space="preserve">. </w:t>
@@ -3304,12 +3416,20 @@
       </w:r>
     </w:p>
     <w:p>
+      <w:commentRangeStart w:id="817"/>
       <w:r>
         <w:rPr>
           <w:b/>
           <w:bCs/>
         </w:rPr>
         <w:t xml:space="preserve">Figure SX. </w:t>
+      </w:r>
+      <w:commentRangeEnd w:id="817"/>
+      <w:r>
+        <w:rPr>
+          <w:rStyle w:val="CommentReference"/>
+        </w:rPr>
+        <w:commentReference w:id="817"/>
       </w:r>
       <w:r>
         <w:t xml:space="preserve">C-PSD power law fits by particle attribute (x-axis facet) by river (x-axis labels) with points representing median fit values and error bars corresponding to 95% CI’s. Only power law fits for all shapes combined are shown.</w:t>
@@ -3388,12 +3508,20 @@
       <w:pPr>
         <w:jc w:val="both"/>
       </w:pPr>
+      <w:commentRangeStart w:id="818"/>
       <w:r>
         <w:rPr>
           <w:b/>
           <w:bCs/>
         </w:rPr>
         <w:t>Figure SX.</w:t>
+      </w:r>
+      <w:commentRangeEnd w:id="818"/>
+      <w:r>
+        <w:rPr>
+          <w:rStyle w:val="CommentReference"/>
+        </w:rPr>
+        <w:commentReference w:id="818"/>
       </w:r>
       <w:r>
         <w:t xml:space="preserve"> Particle-length PSD slopes (</w:t>
@@ -3498,7 +3626,7 @@
           <w:t xml:space="preserve">Figure S-A. </w:t>
         </w:r>
         <w:r>
-          <w:t xml:space="preserve">Empirical distributions of rescaled concentrations, Dutch rivers vs this study. Empirical cumulative distributions of per-sample median rescaled concentrations by water body for W2 (50–500 µm) and W1 (1–5000 µm). Dutch: solid, RIVM uncertainty method; dashed, this study's harmonised method (truncated-normal slope with structural SD, fixed size limits); both reconstructed. This study: pooled single slope (W2 measured; W1 reconstructed). Slope convention: differential PSD slope a (dN/dL ∝ L^a); RIVM's positive PDF exponent α is converted as a = −α. Fitting methods differ: Dutch slopes are poweRlaw maximum-likelihood fits above an estimated xmin to particles ≤ 5000 µm, aggregated per water body and technique (ref. 11); this study's slopes are C-PSD fits within the LOD window of ref. 4. Systems differ: large perennial Dutch rivers and a canal (FTIR, refs. 12, 14; LDIR, ref. 13) versus discrete pumped samples from small, episodic Central Coast rivers (µFTIR). Dutch concentrations are study-reported totals (authors' blank and subsampling corrections), not recomputed from particles.</w:t>
+          <w:t xml:space="preserve">Empirical distributions of rescaled concentrations, Dutch rivers vs this study. Empirical cumulative distributions of per-sample median rescaled concentrations by water body for W2 (50–500 µm) and W1 (1–5000 µm). Dutch: solid, RIVM uncertainty method; dashed, this study's harmonised method (truncated-normal slope with structural SD, fixed size limits); both reconstructed. This study: river-specific single slopes (W2 measured; W1 reconstructed). Slope convention: differential PSD slope a (dN/dL ∝ L^a); RIVM's positive PDF exponent α is converted as a = −α. Fitting methods differ: Dutch slopes are poweRlaw maximum-likelihood fits above an estimated xmin to particles ≤ 5000 µm, aggregated per water body and technique (ref. 11); this study's slopes are maximum-likelihood fits of a power law truncated at both ends of a fixed 100–500 µm window (the closest like-for-like estimator; the former C-PSD slopes were 0.45–0.9 steeper for three rivers). Systems differ: large perennial Dutch rivers and a canal (FTIR, refs. 12, 14; LDIR, ref. 13) versus discrete pumped samples from small, episodic Central Coast rivers (µFTIR). Dutch concentrations are study-reported totals (authors' blank and subsampling corrections), not recomputed from particles.</w:t>
         </w:r>
       </w:ins>
     </w:p>
@@ -3561,7 +3689,7 @@
           <w:t xml:space="preserve">Figure S-B. </w:t>
         </w:r>
         <w:r>
-          <w:t xml:space="preserve">Sensitivity of the Dutch-river benchmark. Sensitivity of water-body medians (points) and interquartile ranges (bars) of per-sample medians: (1) Dutch totals as reported versus excluding rubber (Mintenig: “Rubbers”; Mughini-Gras: isoprene; Mintenig 2025: EPDM rubber), since this study's polymer library has no rubber class; (2) LDIR lower size limit 10 µm (sample metadata) versus 20 µm (RIVM report text); (3) RIVM versus harmonised uncertainty method; (4) this study's pooled single slope, river-specific slopes and pooled two-segment model (W1). All Dutch values reconstructed; this study W2 measured, W1 reconstructed. Slope convention: differential PSD slope a (dN/dL ∝ L^a); RIVM's positive PDF exponent α is converted as a = −α. Fitting methods differ: Dutch slopes are poweRlaw maximum-likelihood fits above an estimated xmin to particles ≤ 5000 µm, aggregated per water body and technique (ref. 11); this study's slopes are C-PSD fits within the LOD window of ref. 4. Systems differ: large perennial Dutch rivers and a canal (FTIR, refs. 12, 14; LDIR, ref. 13) versus discrete pumped samples from small, episodic Central Coast rivers (µFTIR). Dutch concentrations are study-reported totals (authors' blank and subsampling corrections), not recomputed from particles.</w:t>
+          <w:t xml:space="preserve">Sensitivity of the Dutch-river benchmark. Sensitivity of Dutch water-body medians (points) and interquartile ranges (bars) of per-sample medians: (1) totals as reported versus excluding rubber (Mintenig: “Rubbers”; Mughini-Gras: isoprene; Mintenig 2025: EPDM rubber), since this study's polymer library has no rubber class; (2) LDIR lower size limit 10 µm (sample metadata) versus 20 µm (RIVM report text); (3) RIVM versus harmonised uncertainty method. All Dutch values reconstructed. Slope convention: differential PSD slope a (dN/dL ∝ L^a); RIVM's positive PDF exponent α is converted as a = −α. Fitting methods differ: Dutch slopes are poweRlaw maximum-likelihood fits above an estimated xmin to particles ≤ 5000 µm, aggregated per water body and technique (ref. 11); this study's slopes are maximum-likelihood fits of a power law truncated at both ends of a fixed 100–500 µm window (the closest like-for-like estimator; the former C-PSD slopes were 0.45–0.9 steeper for three rivers). Systems differ: large perennial Dutch rivers and a canal (FTIR, refs. 12, 14; LDIR, ref. 13) versus discrete pumped samples from small, episodic Central Coast rivers (µFTIR). Dutch concentrations are study-reported totals (authors' blank and subsampling corrections), not recomputed from particles.</w:t>
         </w:r>
       </w:ins>
     </w:p>
@@ -3624,7 +3752,7 @@
           <w:t xml:space="preserve">Figure S-C. </w:t>
         </w:r>
         <w:r>
-          <w:t xml:space="preserve">Correction factors versus PSD slope. Correction factors to 1–5000 µm (median and 5–95%) versus differential slope. Dutch per-sample factors span 45–430 (RIVM report: 46–440; shaded band); this study's factors (50–500 µm sieve window) are 1,800 for the pooled slope and 300 for the pooled two-segment model, with river-specific slopes shown separately. All values reconstructed. Slope convention: differential PSD slope a (dN/dL ∝ L^a); RIVM's positive PDF exponent α is converted as a = −α. Fitting methods differ: Dutch slopes are poweRlaw maximum-likelihood fits above an estimated xmin to particles ≤ 5000 µm, aggregated per water body and technique (ref. 11); this study's slopes are C-PSD fits within the LOD window of ref. 4. Systems differ: large perennial Dutch rivers and a canal (FTIR, refs. 12, 14; LDIR, ref. 13) versus discrete pumped samples from small, episodic Central Coast rivers (µFTIR). Dutch concentrations are study-reported totals (authors' blank and subsampling corrections), not recomputed from particles.</w:t>
+          <w:t xml:space="preserve">Correction factors versus PSD slope. Correction factors to 1–5000 µm (median and 5–95%) versus differential slope. Dutch per-sample factors span 45–430 (RIVM report: 46–440; shaded band); this study's factors (50–500 µm sieve window) use each river's own slope and are labelled by river. All values reconstructed. Slope convention: differential PSD slope a (dN/dL ∝ L^a); RIVM's positive PDF exponent α is converted as a = −α. Fitting methods differ: Dutch slopes are poweRlaw maximum-likelihood fits above an estimated xmin to particles ≤ 5000 µm, aggregated per water body and technique (ref. 11); this study's slopes are maximum-likelihood fits of a power law truncated at both ends of a fixed 100–500 µm window (the closest like-for-like estimator; the former C-PSD slopes were 0.45–0.9 steeper for three rivers). Systems differ: large perennial Dutch rivers and a canal (FTIR, refs. 12, 14; LDIR, ref. 13) versus discrete pumped samples from small, episodic Central Coast rivers (µFTIR). Dutch concentrations are study-reported totals (authors' blank and subsampling corrections), not recomputed from particles.</w:t>
         </w:r>
       </w:ins>
     </w:p>
@@ -19072,7 +19200,7 @@
                   <w:sz w:val="14"/>
                   <w:szCs w:val="14"/>
                 </w:rPr>
-                <w:t xml:space="preserve">15</w:t>
+                <w:t xml:space="preserve">14</w:t>
               </w:r>
             </w:ins>
           </w:p>
@@ -19135,7 +19263,7 @@
                   <w:sz w:val="14"/>
                   <w:szCs w:val="14"/>
                 </w:rPr>
-                <w:t xml:space="preserve">−2.92 [−2.99, −2.85] (pooled)</w:t>
+                <w:t xml:space="preserve">−2.16 [−2.31, −2.01]</w:t>
               </w:r>
             </w:ins>
           </w:p>
@@ -19156,7 +19284,7 @@
                   <w:sz w:val="14"/>
                   <w:szCs w:val="14"/>
                 </w:rPr>
-                <w:t xml:space="preserve">LOD 165–385 µm</w:t>
+                <w:t xml:space="preserve">window 100–500 µm</w:t>
               </w:r>
             </w:ins>
           </w:p>
@@ -19177,7 +19305,7 @@
                   <w:sz w:val="14"/>
                   <w:szCs w:val="14"/>
                 </w:rPr>
-                <w:t xml:space="preserve">100–4,400</w:t>
+                <w:t xml:space="preserve">15–1,200</w:t>
               </w:r>
             </w:ins>
           </w:p>
@@ -19198,7 +19326,7 @@
                   <w:sz w:val="14"/>
                   <w:szCs w:val="14"/>
                 </w:rPr>
-                <w:t xml:space="preserve">360 [100–4,400]</w:t>
+                <w:t xml:space="preserve">140 [15–1,200]</w:t>
               </w:r>
             </w:ins>
           </w:p>
@@ -19219,7 +19347,7 @@
                   <w:sz w:val="14"/>
                   <w:szCs w:val="14"/>
                 </w:rPr>
-                <w:t xml:space="preserve">6.6 × 10⁵ [40,000–4.2 × 10⁷]</w:t>
+                <w:t xml:space="preserve">14,000 [310–6.3 × 10⁵]</w:t>
               </w:r>
             </w:ins>
           </w:p>
@@ -19350,7 +19478,7 @@
                   <w:sz w:val="14"/>
                   <w:szCs w:val="14"/>
                 </w:rPr>
-                <w:t xml:space="preserve">−2.92 [−2.99, −2.85] (pooled)</w:t>
+                <w:t xml:space="preserve">−2.58 [−2.73, −2.44]</w:t>
               </w:r>
             </w:ins>
           </w:p>
@@ -19371,7 +19499,7 @@
                   <w:sz w:val="14"/>
                   <w:szCs w:val="14"/>
                 </w:rPr>
-                <w:t xml:space="preserve">LOD 165–385 µm</w:t>
+                <w:t xml:space="preserve">window 100–500 µm</w:t>
               </w:r>
             </w:ins>
           </w:p>
@@ -19392,7 +19520,7 @@
                   <w:sz w:val="14"/>
                   <w:szCs w:val="14"/>
                 </w:rPr>
-                <w:t xml:space="preserve">45–5,400</w:t>
+                <w:t xml:space="preserve">15–2,300</w:t>
               </w:r>
             </w:ins>
           </w:p>
@@ -19413,7 +19541,7 @@
                   <w:sz w:val="14"/>
                   <w:szCs w:val="14"/>
                 </w:rPr>
-                <w:t xml:space="preserve">400 [45–5,400]</w:t>
+                <w:t xml:space="preserve">200 [15–2,300]</w:t>
               </w:r>
             </w:ins>
           </w:p>
@@ -19434,7 +19562,7 @@
                   <w:sz w:val="14"/>
                   <w:szCs w:val="14"/>
                 </w:rPr>
-                <w:t xml:space="preserve">7.4 × 10⁵ [17,000–5.1 × 10⁷]</w:t>
+                <w:t xml:space="preserve">98,000 [1,500–6.2 × 10⁶]</w:t>
               </w:r>
             </w:ins>
           </w:p>
@@ -19502,7 +19630,7 @@
                   <w:sz w:val="14"/>
                   <w:szCs w:val="14"/>
                 </w:rPr>
-                <w:t xml:space="preserve">17</w:t>
+                <w:t xml:space="preserve">14</w:t>
               </w:r>
             </w:ins>
           </w:p>
@@ -19565,7 +19693,7 @@
                   <w:sz w:val="14"/>
                   <w:szCs w:val="14"/>
                 </w:rPr>
-                <w:t xml:space="preserve">−2.92 [−2.99, −2.85] (pooled)</w:t>
+                <w:t xml:space="preserve">−2.26 [−2.46, −2.06]</w:t>
               </w:r>
             </w:ins>
           </w:p>
@@ -19586,7 +19714,7 @@
                   <w:sz w:val="14"/>
                   <w:szCs w:val="14"/>
                 </w:rPr>
-                <w:t xml:space="preserve">LOD 165–385 µm</w:t>
+                <w:t xml:space="preserve">window 100–500 µm</w:t>
               </w:r>
             </w:ins>
           </w:p>
@@ -19607,7 +19735,7 @@
                   <w:sz w:val="14"/>
                   <w:szCs w:val="14"/>
                 </w:rPr>
-                <w:t xml:space="preserve">40–1,600</w:t>
+                <w:t xml:space="preserve">10–1,400</w:t>
               </w:r>
             </w:ins>
           </w:p>
@@ -19628,7 +19756,7 @@
                   <w:sz w:val="14"/>
                   <w:szCs w:val="14"/>
                 </w:rPr>
-                <w:t xml:space="preserve">320 [40–1,600]</w:t>
+                <w:t xml:space="preserve">120 [10–1,400]</w:t>
               </w:r>
             </w:ins>
           </w:p>
@@ -19649,7 +19777,7 @@
                   <w:sz w:val="14"/>
                   <w:szCs w:val="14"/>
                 </w:rPr>
-                <w:t xml:space="preserve">5.8 × 10⁵ [15,000–1.5 × 10⁷]</w:t>
+                <w:t xml:space="preserve">17,000 [300–1.2 × 10⁶]</w:t>
               </w:r>
             </w:ins>
           </w:p>
@@ -19780,7 +19908,7 @@
                   <w:sz w:val="14"/>
                   <w:szCs w:val="14"/>
                 </w:rPr>
-                <w:t xml:space="preserve">−2.92 [−2.99, −2.85] (pooled)</w:t>
+                <w:t xml:space="preserve">−2.49 [−2.64, −2.33]</w:t>
               </w:r>
             </w:ins>
           </w:p>
@@ -19801,7 +19929,7 @@
                   <w:sz w:val="14"/>
                   <w:szCs w:val="14"/>
                 </w:rPr>
-                <w:t xml:space="preserve">LOD 165–385 µm</w:t>
+                <w:t xml:space="preserve">window 100–500 µm</w:t>
               </w:r>
             </w:ins>
           </w:p>
@@ -19822,7 +19950,7 @@
                   <w:sz w:val="14"/>
                   <w:szCs w:val="14"/>
                 </w:rPr>
-                <w:t xml:space="preserve">25–4,800</w:t>
+                <w:t xml:space="preserve">10–3,600</w:t>
               </w:r>
             </w:ins>
           </w:p>
@@ -19843,7 +19971,7 @@
                   <w:sz w:val="14"/>
                   <w:szCs w:val="14"/>
                 </w:rPr>
-                <w:t xml:space="preserve">620 [25–4,800]</w:t>
+                <w:t xml:space="preserve">280 [10–3,600]</w:t>
               </w:r>
             </w:ins>
           </w:p>
@@ -19864,7 +19992,7 @@
                   <w:sz w:val="14"/>
                   <w:szCs w:val="14"/>
                 </w:rPr>
-                <w:t xml:space="preserve">1.1 × 10⁶ [9,500–4.4 × 10⁷]</w:t>
+                <w:t xml:space="preserve">97,000 [680–6.6 × 10⁶]</w:t>
               </w:r>
             </w:ins>
           </w:p>
@@ -20801,7 +20929,7 @@
       </w:r>
     </w:p>
   </w:comment>
-  <w:comment w:id="811" w:author="Claude" w:date="2026-10-14T21:32:07Z" w:initials="C">
+  <w:comment w:id="811" w:author="Claude" w:date="2026-10-17T08:26:25Z" w:initials="C">
     <w:p>
       <w:r>
         <w:rPr>
@@ -20819,7 +20947,7 @@
       </w:r>
     </w:p>
   </w:comment>
-  <w:comment w:id="812" w:author="Claude" w:date="2026-10-14T21:32:08Z" w:initials="C">
+  <w:comment w:id="812" w:author="Claude" w:date="2026-10-17T08:26:26Z" w:initials="C">
     <w:p>
       <w:r>
         <w:rPr>
@@ -20833,7 +20961,115 @@
           <w:sz w:val="20"/>
           <w:szCs w:val="20"/>
         </w:rPr>
-        <w:t xml:space="preserve">Our per-sample concentrations come from the pipeline monitoring table (data_input/Part_dets_summ.rds: 60 samples). They do not match the main-text Table 1 sample set (57 samples; 0.33 L-1 overall). Reconcile before submission; all values regenerate from R/rivm_benchmark.qmd.</w:t>
+        <w:t xml:space="preserve">Per-sample concentrations come from the pipeline (particle-record rebuild, 56 river samples). They do not match the main-text Table 1 sample set (57 samples; 0.33 L-1 overall). Reconcile before submission; all values regenerate from the analysis report.</w:t>
+      </w:r>
+    </w:p>
+  </w:comment>
+  <w:comment w:id="813" w:author="Claude" w:date="2026-10-17T08:26:27Z" w:initials="C">
+    <w:p>
+      <w:r>
+        <w:rPr>
+          <w:rStyle w:val="CommentReference"/>
+        </w:rPr>
+        <w:annotationRef/>
+      </w:r>
+      <w:r>
+        <w:rPr>
+          <w:color w:val="000000"/>
+          <w:sz w:val="20"/>
+          <w:szCs w:val="20"/>
+        </w:rPr>
+        <w:t xml:space="preserve">Updated to the resolved concentration basis: concentrations restricted to the fixed 100-500 um fitting window and rescaled from that same window (pooled-slope values shown here; the main text uses river-specific slopes).</w:t>
+      </w:r>
+    </w:p>
+  </w:comment>
+  <w:comment w:id="814" w:author="Claude" w:date="2026-10-17T08:26:28Z" w:initials="C">
+    <w:p>
+      <w:r>
+        <w:rPr>
+          <w:rStyle w:val="CommentReference"/>
+        </w:rPr>
+        <w:annotationRef/>
+      </w:r>
+      <w:r>
+        <w:rPr>
+          <w:color w:val="000000"/>
+          <w:sz w:val="20"/>
+          <w:szCs w:val="20"/>
+        </w:rPr>
+        <w:t xml:space="preserve">Figure regenerated from the production pipeline (2026-10-17): power-law fits now use maximum likelihood on the fixed 100-500 um window (C-PSD fits kept as a comparison). Check the caption wording against the new figure.</w:t>
+      </w:r>
+    </w:p>
+  </w:comment>
+  <w:comment w:id="815" w:author="Claude" w:date="2026-10-17T08:26:29Z" w:initials="C">
+    <w:p>
+      <w:r>
+        <w:rPr>
+          <w:rStyle w:val="CommentReference"/>
+        </w:rPr>
+        <w:annotationRef/>
+      </w:r>
+      <w:r>
+        <w:rPr>
+          <w:color w:val="000000"/>
+          <w:sz w:val="20"/>
+          <w:szCs w:val="20"/>
+        </w:rPr>
+        <w:t xml:space="preserve">Figure regenerated from the production pipeline (2026-10-17): power-law fits now use maximum likelihood on the fixed 100-500 um window (C-PSD fits kept as a comparison). Check the caption wording against the new figure.</w:t>
+      </w:r>
+    </w:p>
+  </w:comment>
+  <w:comment w:id="816" w:author="Claude" w:date="2026-10-17T08:26:30Z" w:initials="C">
+    <w:p>
+      <w:r>
+        <w:rPr>
+          <w:rStyle w:val="CommentReference"/>
+        </w:rPr>
+        <w:annotationRef/>
+      </w:r>
+      <w:r>
+        <w:rPr>
+          <w:color w:val="000000"/>
+          <w:sz w:val="20"/>
+          <w:szCs w:val="20"/>
+        </w:rPr>
+        <w:t xml:space="preserve">Figure regenerated from the production pipeline (2026-10-17): power-law fits now use maximum likelihood on the fixed 100-500 um window (C-PSD fits kept as a comparison). Check the caption wording against the new figure.</w:t>
+      </w:r>
+    </w:p>
+  </w:comment>
+  <w:comment w:id="817" w:author="Claude" w:date="2026-10-17T08:26:31Z" w:initials="C">
+    <w:p>
+      <w:r>
+        <w:rPr>
+          <w:rStyle w:val="CommentReference"/>
+        </w:rPr>
+        <w:annotationRef/>
+      </w:r>
+      <w:r>
+        <w:rPr>
+          <w:color w:val="000000"/>
+          <w:sz w:val="20"/>
+          <w:szCs w:val="20"/>
+        </w:rPr>
+        <w:t xml:space="preserve">Figure regenerated from the production pipeline (2026-10-17): power-law fits now use maximum likelihood on the fixed 100-500 um window (C-PSD fits kept as a comparison). Check the caption wording against the new figure.</w:t>
+      </w:r>
+    </w:p>
+  </w:comment>
+  <w:comment w:id="818" w:author="Claude" w:date="2026-10-17T08:26:32Z" w:initials="C">
+    <w:p>
+      <w:r>
+        <w:rPr>
+          <w:rStyle w:val="CommentReference"/>
+        </w:rPr>
+        <w:annotationRef/>
+      </w:r>
+      <w:r>
+        <w:rPr>
+          <w:color w:val="000000"/>
+          <w:sz w:val="20"/>
+          <w:szCs w:val="20"/>
+        </w:rPr>
+        <w:t xml:space="preserve">Figure regenerated from the production pipeline (2026-10-17): power-law fits now use maximum likelihood on the fixed 100-500 um window (C-PSD fits kept as a comparison). Check the caption wording against the new figure.</w:t>
       </w:r>
     </w:p>
   </w:comment>
@@ -20846,8 +21082,14 @@
   <w15:commentEx w15:paraId="099858CC" w15:paraIdParent="0397EA15" w15:done="0"/>
   <w15:commentEx w15:paraId="0EE45C93" w15:done="0"/>
   <w15:commentEx w15:paraId="08E3222E" w15:paraIdParent="0EE45C93" w15:done="0"/>
-  <w15:commentEx w15:paraId="32AEB771" w15:done="0"/>
-  <w15:commentEx w15:paraId="74FA5996" w15:done="0"/>
+  <w15:commentEx w15:paraId="3763D4BF" w15:done="0"/>
+  <w15:commentEx w15:paraId="3486C80E" w15:done="0"/>
+  <w15:commentEx w15:paraId="0CC31B42" w15:done="0"/>
+  <w15:commentEx w15:paraId="4A6D5C24" w15:done="0"/>
+  <w15:commentEx w15:paraId="3EE15FB4" w15:done="0"/>
+  <w15:commentEx w15:paraId="23733F20" w15:done="0"/>
+  <w15:commentEx w15:paraId="19037887" w15:done="0"/>
+  <w15:commentEx w15:paraId="7D568896" w15:done="0"/>
 </w15:commentsEx>
 </file>
 
@@ -20857,8 +21099,14 @@
   <w16cex:commentExtensible w16cex:durableId="6A9413BC" w16cex:dateUtc="2026-09-26T00:15:00Z"/>
   <w16cex:commentExtensible w16cex:durableId="6D753549" w16cex:dateUtc="2026-09-07T19:09:00Z"/>
   <w16cex:commentExtensible w16cex:durableId="0A7B8E8D" w16cex:dateUtc="2026-09-26T00:16:00Z"/>
-  <w16cex:commentExtensible w16cex:durableId="50BF96CB" w16cex:dateUtc="2026-10-14T21:32:07Z"/>
-  <w16cex:commentExtensible w16cex:durableId="20B798A4" w16cex:dateUtc="2026-10-14T21:32:08Z"/>
+  <w16cex:commentExtensible w16cex:durableId="16859F89" w16cex:dateUtc="2026-10-17T08:26:25Z"/>
+  <w16cex:commentExtensible w16cex:durableId="2A83A3EA" w16cex:dateUtc="2026-10-17T08:26:26Z"/>
+  <w16cex:commentExtensible w16cex:durableId="13E9C8A6" w16cex:dateUtc="2026-10-17T08:26:27Z"/>
+  <w16cex:commentExtensible w16cex:durableId="396D7750" w16cex:dateUtc="2026-10-17T08:26:28Z"/>
+  <w16cex:commentExtensible w16cex:durableId="2BC9A96B" w16cex:dateUtc="2026-10-17T08:26:29Z"/>
+  <w16cex:commentExtensible w16cex:durableId="1ECE984D" w16cex:dateUtc="2026-10-17T08:26:30Z"/>
+  <w16cex:commentExtensible w16cex:durableId="0EC9AB5C" w16cex:dateUtc="2026-10-17T08:26:31Z"/>
+  <w16cex:commentExtensible w16cex:durableId="67647084" w16cex:dateUtc="2026-10-17T08:26:32Z"/>
 </w16cex:commentsExtensible>
 </file>
 
@@ -20868,8 +21116,14 @@
   <w16cid:commentId w16cid:paraId="099858CC" w16cid:durableId="6A9413BC"/>
   <w16cid:commentId w16cid:paraId="0EE45C93" w16cid:durableId="6D753549"/>
   <w16cid:commentId w16cid:paraId="08E3222E" w16cid:durableId="0A7B8E8D"/>
-  <w16cid:commentId w16cid:paraId="32AEB771" w16cid:durableId="50BF96CB"/>
-  <w16cid:commentId w16cid:paraId="74FA5996" w16cid:durableId="20B798A4"/>
+  <w16cid:commentId w16cid:paraId="3763D4BF" w16cid:durableId="16859F89"/>
+  <w16cid:commentId w16cid:paraId="3486C80E" w16cid:durableId="2A83A3EA"/>
+  <w16cid:commentId w16cid:paraId="0CC31B42" w16cid:durableId="13E9C8A6"/>
+  <w16cid:commentId w16cid:paraId="4A6D5C24" w16cid:durableId="396D7750"/>
+  <w16cid:commentId w16cid:paraId="3EE15FB4" w16cid:durableId="2BC9A96B"/>
+  <w16cid:commentId w16cid:paraId="23733F20" w16cid:durableId="1ECE984D"/>
+  <w16cid:commentId w16cid:paraId="19037887" w16cid:durableId="0EC9AB5C"/>
+  <w16cid:commentId w16cid:paraId="7D568896" w16cid:durableId="67647084"/>
 </w16cid:commentsIds>
 </file>
 
